--- a/reports/Lab1.docx
+++ b/reports/Lab1.docx
@@ -259,16 +259,7 @@
                 <w:rFonts w:ascii="Times New Roman" w:hAnsi="Times New Roman" w:eastAsia="Times New Roman"/>
                 <w:sz w:val="28"/>
               </w:rPr>
-              <w:t>Выполнил</w:t>
-            </w:r>
-            <w:bookmarkStart w:id="11" w:name="_GoBack"/>
-            <w:bookmarkEnd w:id="11"/>
-            <w:r>
-              <w:rPr>
-                <w:rFonts w:ascii="Times New Roman" w:hAnsi="Times New Roman" w:eastAsia="Times New Roman"/>
-                <w:sz w:val="28"/>
-              </w:rPr>
-              <w:t>:</w:t>
+              <w:t>Выполнил:</w:t>
             </w:r>
           </w:p>
         </w:tc>
@@ -355,14 +346,6 @@
         </w:tc>
       </w:tr>
       <w:tr>
-        <w:tblPrEx>
-          <w:tblCellMar>
-            <w:top w:w="0" w:type="dxa"/>
-            <w:left w:w="108" w:type="dxa"/>
-            <w:bottom w:w="0" w:type="dxa"/>
-            <w:right w:w="108" w:type="dxa"/>
-          </w:tblCellMar>
-        </w:tblPrEx>
         <w:tc>
           <w:tcPr>
             <w:tcW w:w="4844" w:type="dxa"/>
@@ -3047,17 +3030,216 @@
       <w:bookmarkEnd w:id="4"/>
     </w:p>
     <w:p>
+      <w:pPr>
+        <w:rPr>
+          <w:rFonts w:hint="default" w:ascii="Times New Roman" w:hAnsi="Times New Roman" w:eastAsia="Times New Roman"/>
+          <w:sz w:val="24"/>
+        </w:rPr>
+      </w:pPr>
       <w:r>
-        <w:t>Создан Django-проект admin_learning. Для запуска и администрирования использовались стандартные команды Django. В связи с использованием актуальной версии Django команда syncdb отсутствует, поэтому таблицы создавались через migrate.</w:t>
+        <w:rPr>
+          <w:rFonts w:hint="default" w:ascii="Times New Roman" w:hAnsi="Times New Roman" w:eastAsia="Times New Roman"/>
+          <w:sz w:val="24"/>
+        </w:rPr>
+        <w:t xml:space="preserve">В ходе выполнения лабораторной работы использовался интерпретатор Python 3.13.9. Для установки веб-фреймворка Django применялся менеджер пакетов pip. После установки был создан Django-проект admin_learning, выполнен переход в каталог проекта, произведены </w:t>
+      </w:r>
+      <w:bookmarkStart w:id="11" w:name="_GoBack"/>
+      <w:r>
+        <w:rPr>
+          <w:rFonts w:hint="default" w:ascii="Times New Roman" w:hAnsi="Times New Roman" w:eastAsia="Times New Roman"/>
+          <w:sz w:val="24"/>
+        </w:rPr>
+        <w:t xml:space="preserve">миграции базы данных и создан суперпользователь для последующего входа в </w:t>
+      </w:r>
+      <w:bookmarkEnd w:id="11"/>
+      <w:r>
+        <w:rPr>
+          <w:rFonts w:hint="default" w:ascii="Times New Roman" w:hAnsi="Times New Roman" w:eastAsia="Times New Roman"/>
+          <w:sz w:val="24"/>
+        </w:rPr>
+        <w:t>административный интерфейс.</w:t>
       </w:r>
     </w:p>
     <w:p>
       <w:pPr>
+        <w:rPr>
+          <w:rFonts w:hint="default"/>
+          <w:b/>
+        </w:rPr>
+      </w:pPr>
+      <w:r>
+        <w:rPr>
+          <w:rFonts w:hint="default"/>
+          <w:b/>
+        </w:rPr>
+        <w:t>Листинг 3 — Команды установки Django и создания проекта</w:t>
+      </w:r>
+    </w:p>
+    <w:tbl>
+      <w:tblPr>
+        <w:tblStyle w:val="36"/>
+        <w:tblW w:w="0" w:type="auto"/>
+        <w:tblInd w:w="0" w:type="dxa"/>
+        <w:tblBorders>
+          <w:top w:val="single" w:color="auto" w:sz="4" w:space="0"/>
+          <w:left w:val="single" w:color="auto" w:sz="4" w:space="0"/>
+          <w:bottom w:val="single" w:color="auto" w:sz="4" w:space="0"/>
+          <w:right w:val="single" w:color="auto" w:sz="4" w:space="0"/>
+          <w:insideH w:val="single" w:color="auto" w:sz="4" w:space="0"/>
+          <w:insideV w:val="single" w:color="auto" w:sz="4" w:space="0"/>
+        </w:tblBorders>
+        <w:tblLayout w:type="autofit"/>
+        <w:tblCellMar>
+          <w:left w:w="108" w:type="dxa"/>
+          <w:right w:w="108" w:type="dxa"/>
+        </w:tblCellMar>
+      </w:tblPr>
+      <w:tblGrid>
+        <w:gridCol w:w="9905"/>
+      </w:tblGrid>
+      <w:tr>
+        <w:tblPrEx>
+          <w:tblBorders>
+            <w:top w:val="single" w:color="auto" w:sz="4" w:space="0"/>
+            <w:left w:val="single" w:color="auto" w:sz="4" w:space="0"/>
+            <w:bottom w:val="single" w:color="auto" w:sz="4" w:space="0"/>
+            <w:right w:val="single" w:color="auto" w:sz="4" w:space="0"/>
+            <w:insideH w:val="single" w:color="auto" w:sz="4" w:space="0"/>
+            <w:insideV w:val="single" w:color="auto" w:sz="4" w:space="0"/>
+          </w:tblBorders>
+        </w:tblPrEx>
+        <w:tc>
+          <w:tcPr>
+            <w:tcW w:w="9905" w:type="dxa"/>
+            <w:tcBorders>
+              <w:top w:val="nil"/>
+              <w:left w:val="nil"/>
+              <w:bottom w:val="nil"/>
+              <w:right w:val="nil"/>
+            </w:tcBorders>
+          </w:tcPr>
+          <w:p>
+            <w:pPr>
+              <w:spacing w:before="0" w:after="0"/>
+              <w:rPr>
+                <w:rFonts w:hint="default" w:ascii="Consolas" w:hAnsi="Consolas" w:eastAsia="Consolas"/>
+                <w:sz w:val="20"/>
+              </w:rPr>
+            </w:pPr>
+            <w:r>
+              <w:rPr>
+                <w:rFonts w:hint="default" w:ascii="Consolas" w:hAnsi="Consolas" w:eastAsia="Consolas"/>
+                <w:sz w:val="20"/>
+              </w:rPr>
+              <w:t>python --version</w:t>
+            </w:r>
+          </w:p>
+          <w:p>
+            <w:pPr>
+              <w:spacing w:before="0" w:after="0"/>
+              <w:rPr>
+                <w:rFonts w:hint="default" w:ascii="Consolas" w:hAnsi="Consolas" w:eastAsia="Consolas"/>
+                <w:sz w:val="20"/>
+              </w:rPr>
+            </w:pPr>
+            <w:r>
+              <w:rPr>
+                <w:rFonts w:hint="default" w:ascii="Consolas" w:hAnsi="Consolas" w:eastAsia="Consolas"/>
+                <w:sz w:val="20"/>
+              </w:rPr>
+              <w:t>pip install django</w:t>
+            </w:r>
+          </w:p>
+          <w:p>
+            <w:pPr>
+              <w:spacing w:before="0" w:after="0"/>
+              <w:rPr>
+                <w:rFonts w:hint="default" w:ascii="Consolas" w:hAnsi="Consolas" w:eastAsia="Consolas"/>
+                <w:sz w:val="20"/>
+              </w:rPr>
+            </w:pPr>
+            <w:r>
+              <w:rPr>
+                <w:rFonts w:hint="default" w:ascii="Consolas" w:hAnsi="Consolas" w:eastAsia="Consolas"/>
+                <w:sz w:val="20"/>
+              </w:rPr>
+              <w:t>django-admin startproject admin_learning</w:t>
+            </w:r>
+          </w:p>
+          <w:p>
+            <w:pPr>
+              <w:spacing w:before="0" w:after="0"/>
+              <w:rPr>
+                <w:rFonts w:hint="default" w:ascii="Consolas" w:hAnsi="Consolas" w:eastAsia="Consolas"/>
+                <w:sz w:val="20"/>
+              </w:rPr>
+            </w:pPr>
+            <w:r>
+              <w:rPr>
+                <w:rFonts w:hint="default" w:ascii="Consolas" w:hAnsi="Consolas" w:eastAsia="Consolas"/>
+                <w:sz w:val="20"/>
+              </w:rPr>
+              <w:t>cd admin_learning</w:t>
+            </w:r>
+          </w:p>
+          <w:p>
+            <w:pPr>
+              <w:spacing w:before="0" w:after="0"/>
+              <w:rPr>
+                <w:rFonts w:hint="default" w:ascii="Consolas" w:hAnsi="Consolas" w:eastAsia="Consolas"/>
+                <w:sz w:val="20"/>
+              </w:rPr>
+            </w:pPr>
+            <w:r>
+              <w:rPr>
+                <w:rFonts w:hint="default" w:ascii="Consolas" w:hAnsi="Consolas" w:eastAsia="Consolas"/>
+                <w:sz w:val="20"/>
+              </w:rPr>
+              <w:t>python manage.py migrate</w:t>
+            </w:r>
+          </w:p>
+          <w:p>
+            <w:pPr>
+              <w:spacing w:before="0" w:after="0"/>
+              <w:rPr>
+                <w:rFonts w:hint="default" w:ascii="Consolas" w:hAnsi="Consolas" w:eastAsia="Consolas"/>
+                <w:sz w:val="20"/>
+              </w:rPr>
+            </w:pPr>
+            <w:r>
+              <w:rPr>
+                <w:rFonts w:hint="default" w:ascii="Consolas" w:hAnsi="Consolas" w:eastAsia="Consolas"/>
+                <w:sz w:val="20"/>
+              </w:rPr>
+              <w:t>python manage.py createsuperuser</w:t>
+            </w:r>
+          </w:p>
+          <w:p>
+            <w:pPr>
+              <w:spacing w:before="0" w:after="0"/>
+              <w:rPr>
+                <w:vertAlign w:val="baseline"/>
+              </w:rPr>
+            </w:pPr>
+            <w:r>
+              <w:rPr>
+                <w:rFonts w:hint="default" w:ascii="Consolas" w:hAnsi="Consolas" w:eastAsia="Consolas"/>
+                <w:sz w:val="20"/>
+              </w:rPr>
+              <w:t>python manage.py runserver</w:t>
+            </w:r>
+          </w:p>
+        </w:tc>
+      </w:tr>
+    </w:tbl>
+    <w:p>
+      <w:pPr>
         <w:jc w:val="center"/>
-        <w:rPr>
-          <w:rFonts w:ascii="Times New Roman" w:hAnsi="Times New Roman" w:eastAsia="Times New Roman"/>
-          <w:sz w:val="24"/>
-        </w:rPr>
+      </w:pPr>
+    </w:p>
+    <w:p>
+      <w:pPr>
+        <w:jc w:val="center"/>
       </w:pPr>
     </w:p>
     <w:p>
@@ -3266,7 +3448,21 @@
         <w:rPr>
           <w:b/>
         </w:rPr>
-        <w:t>Листинг 3 — Фрагмент settings.py (настройка DATABASES)</w:t>
+        <w:t xml:space="preserve">Листинг </w:t>
+      </w:r>
+      <w:r>
+        <w:rPr>
+          <w:rFonts w:hint="default"/>
+          <w:b/>
+          <w:lang w:val="ru-RU"/>
+        </w:rPr>
+        <w:t>4</w:t>
+      </w:r>
+      <w:r>
+        <w:rPr>
+          <w:b/>
+        </w:rPr>
+        <w:t xml:space="preserve"> — Фрагмент settings.py (настройка DATABASES)</w:t>
       </w:r>
     </w:p>
     <w:tbl>
@@ -3414,7 +3610,21 @@
         <w:rPr>
           <w:b/>
         </w:rPr>
-        <w:t>Листинг 4 — Файл urls.py (маршрут /admin/)</w:t>
+        <w:t xml:space="preserve">Листинг </w:t>
+      </w:r>
+      <w:r>
+        <w:rPr>
+          <w:rFonts w:hint="default"/>
+          <w:b/>
+          <w:lang w:val="ru-RU"/>
+        </w:rPr>
+        <w:t>5</w:t>
+      </w:r>
+      <w:r>
+        <w:rPr>
+          <w:b/>
+        </w:rPr>
+        <w:t xml:space="preserve"> — Файл urls.py (маршрут /admin/)</w:t>
       </w:r>
     </w:p>
     <w:tbl>
@@ -3772,7 +3982,21 @@
         <w:rPr>
           <w:b/>
         </w:rPr>
-        <w:t>Листинг 5 — Команды для создания таблиц, суперпользователя и запуска сервера</w:t>
+        <w:t xml:space="preserve">Листинг </w:t>
+      </w:r>
+      <w:r>
+        <w:rPr>
+          <w:rFonts w:hint="default"/>
+          <w:b/>
+          <w:lang w:val="ru-RU"/>
+        </w:rPr>
+        <w:t>6</w:t>
+      </w:r>
+      <w:r>
+        <w:rPr>
+          <w:b/>
+        </w:rPr>
+        <w:t xml:space="preserve"> — Команды для создания таблиц, суперпользователя и запуска сервера</w:t>
       </w:r>
     </w:p>
     <w:tbl>
